--- a/when_fire/docs/when_fire_readme_2026-10-25.docx
+++ b/when_fire/docs/when_fire_readme_2026-10-25.docx
@@ -104,7 +104,7 @@
     </w:p>
     <w:p>
       <w:r>
-        <w:t>Copies: the Doer copies every table to the copies bucket at three each morning.  The copy door's out verb exports a table of a named schema and its in verb reloads rows; the tool wf.py wraps both (wf.py out &lt;schema&gt; &lt;table&gt; &lt;file&gt;; wf.py in &lt;schema&gt; &lt;table&gt; &lt;file&gt;).  The copy door's run verb executed arbitrary statements during the build and is to be removed; see the after action report.</w:t>
+        <w:t>Copies: the Doer copies every table to the copies bucket at three each morning.  The copy door's out verb exports a table of a named schema and its in verb reloads rows; the tool wf.py wraps both (wf.py out &lt;schema&gt; &lt;table&gt; &lt;file&gt;; wf.py in &lt;schema&gt; &lt;table&gt; &lt;file&gt;).  The copy door's run verb, which executed statements during the build, was removed at the end of cutover day; the door now has out and in only.</w:t>
       </w:r>
     </w:p>
     <w:p>
@@ -117,7 +117,7 @@
     </w:p>
     <w:p>
       <w:r>
-        <w:t>Address: https://xmdrzegrkjdeibvxihih.supabase.co/functions/v1/when-fire-mcp?token=&lt;the token&gt;.  Any model client that speaks the Model Context Protocol over a plain post can plug in.  The verbs: read (the record: active whens with reasons, facts since a time, readings, what stands, open questions and tasks), assert (a bundle and its whens with the reason), record (a fact, with happened_at when it was not now, and an optional picture), propose (a when that comes after another), raise (a reading by hand), ask (the shelf), learn (hand the Librarian a source), answer (answer an open question in the person's words), did (mark a task done), turbo, health.  The instructions the connector hands every model client carry the credo.  A client of the first build that cached the old verb list (read, affirm, record, propose, raise, ask, learn) needs to reconnect once to see the new list.</w:t>
+        <w:t>Address: https://xmdrzegrkjdeibvxihih.supabase.co/functions/v1/when-fire-mcp?token=&lt;the token&gt;.  Any model client that speaks the Model Context Protocol over a plain post can plug in.  The verbs: read (the record: active whens with reasons, facts since a time, readings, what stands, open questions and tasks), assert (a bundle and its whens with the reason), record (a fact, with happened_at when it was not now, and an optional attachment: a picture, a recording or a file, stored as a source the fact cites), propose (a when that comes after another), raise (a reading by hand), ask (the shelf), learn (hand the Librarian a source), answer (answer an open question in the person's words), did (mark a task done), turbo, health.  The instructions the connector hands every model client carry the credo.  A client of the first build that cached the old verb list (read, affirm, record, propose, raise, ask, learn) needs to reconnect once to see the new list.</w:t>
       </w:r>
     </w:p>
     <w:p>
@@ -130,7 +130,7 @@
     </w:p>
     <w:p>
       <w:r>
-        <w:t>https://stacydraper.github.io/SuperHuman/ with ?token=&lt;the token&gt; on the first visit; the key is kept in the browser after that.  Five pages, one bar: Record (the box, the happened time with a Now button, an optional about, a picture, and the recent log below), Whens (what stands, grouped by bundle, with the latest reading beside each), Thoughts (snapshots of days, episodes and whens, and the Thinker's notes on request), Questions (what is asked of the person, with an answer box; what the Thinker is still looking into; the outbox with the morning page), Settings (health, turbo, the door, the key).  Entries written with no connection are kept on the phone and sent when it returns.  On an iPhone, Share, then Add to Home Screen, makes it an app.  The pages are built from one template by client/build_pages.py so the head and the bar stay the same everywhere.</w:t>
+        <w:t>https://stacydraper.github.io/SuperHuman/ with ?token=&lt;the token&gt; on the first visit; the key is kept in the browser after that.  Five pages, one bar along the bottom (a glyph and a word per page; on a wide screen it moves to the top): Record (the box, the happened time with a Now button, a plus that opens Camera, Photos and Files so a picture, a recording or any file rides along as a source the fact cites, and the recent log below, twenty at a time with an Earlier button), Whens (what stands, grouped by bundle, with the latest reading beside each), Thoughts (snapshots of days, episodes and whens, twelve at a time with Earlier, and the Thinker's notes on request), Questions (what is asked of the person, with an answer box; what the Thinker is still looking into; the outbox with the morning page), Settings (health, turbo, the door, the key).  There is no box for naming the when a fact is about; the glance and the Reconciler find that.  A web page cannot show the camera roll's recent pictures the way a native app does; that strip waits for the fuller client.  Entries written with no connection are kept on the phone and sent when it returns.  On an iPhone, Share, then Add to Home Screen, makes it an app.  The pages are built from one template by client/build_pages.py so the head and the bar stay the same everywhere.</w:t>
       </w:r>
     </w:p>
     <w:p>
@@ -247,7 +247,7 @@
         <w:color w:val="666666"/>
         <w:sz w:val="18"/>
       </w:rPr>
-      <w:t>when fire, October 25, 2026</w:t>
+      <w:t>when fire: the readme  ·  living document</w:t>
     </w:r>
   </w:p>
 </w:hdr>
